--- a/pesaje/develop/Report/PrintRecepcionGuiaRecepcionV2.docx
+++ b/pesaje/develop/Report/PrintRecepcionGuiaRecepcionV2.docx
@@ -1966,7 +1966,29 @@
                 <w:szCs w:val="16"/>
                 <w:lang w:val="es-PE"/>
               </w:rPr>
-              <w:t xml:space="preserve"> Doc / Guia R.</w:t>
+              <w:t xml:space="preserve"> Doc / Guia </w:t>
+            </w:r>
+            <w:r>
+              <w:rPr>
+                <w:rFonts w:ascii="Arial" w:hAnsi="Arial"/>
+                <w:b/>
+                <w:color w:val="000000" w:themeColor="text1"/>
+                <w:sz w:val="16"/>
+                <w:szCs w:val="16"/>
+                <w:lang w:val="es-PE"/>
+              </w:rPr>
+              <w:t>R</w:t>
+            </w:r>
+            <w:r>
+              <w:rPr>
+                <w:rFonts w:ascii="Arial" w:hAnsi="Arial"/>
+                <w:b/>
+                <w:color w:val="000000" w:themeColor="text1"/>
+                <w:sz w:val="16"/>
+                <w:szCs w:val="16"/>
+                <w:lang w:val="es-PE"/>
+              </w:rPr>
+              <w:t>.</w:t>
             </w:r>
           </w:p>
         </w:tc>
@@ -2002,7 +2024,7 @@
                 <w:sz w:val="16"/>
                 <w:szCs w:val="16"/>
               </w:rPr>
-              <w:instrText xml:space="preserve"> MERGEFIELD  guia_gt  \* MERGEFORMAT </w:instrText>
+              <w:instrText xml:space="preserve"> MERGEFIELD  guia_gr  \* MERGEFORMAT </w:instrText>
             </w:r>
             <w:r>
               <w:rPr>
@@ -2023,7 +2045,7 @@
                 <w:sz w:val="16"/>
                 <w:szCs w:val="16"/>
               </w:rPr>
-              <w:t>«guia_gt»</w:t>
+              <w:t>«guia_gr»</w:t>
             </w:r>
             <w:r>
               <w:rPr>
@@ -2151,6 +2173,52 @@
                 <w:lang w:val="es-PE"/>
               </w:rPr>
             </w:pPr>
+            <w:proofErr w:type="spellStart"/>
+            <w:r>
+              <w:rPr>
+                <w:rFonts w:ascii="Arial" w:hAnsi="Arial"/>
+                <w:b/>
+                <w:color w:val="000000" w:themeColor="text1"/>
+                <w:sz w:val="16"/>
+                <w:szCs w:val="16"/>
+                <w:lang w:val="es-PE"/>
+              </w:rPr>
+              <w:t>N°</w:t>
+            </w:r>
+            <w:proofErr w:type="spellEnd"/>
+            <w:r>
+              <w:rPr>
+                <w:rFonts w:ascii="Arial" w:hAnsi="Arial"/>
+                <w:b/>
+                <w:color w:val="000000" w:themeColor="text1"/>
+                <w:sz w:val="16"/>
+                <w:szCs w:val="16"/>
+                <w:lang w:val="es-PE"/>
+              </w:rPr>
+              <w:t xml:space="preserve"> Doc / Guia </w:t>
+            </w:r>
+            <w:r>
+              <w:rPr>
+                <w:rFonts w:ascii="Arial" w:hAnsi="Arial"/>
+                <w:b/>
+                <w:color w:val="000000" w:themeColor="text1"/>
+                <w:sz w:val="16"/>
+                <w:szCs w:val="16"/>
+                <w:lang w:val="es-PE"/>
+              </w:rPr>
+              <w:t>T</w:t>
+            </w:r>
+            <w:r>
+              <w:rPr>
+                <w:rFonts w:ascii="Arial" w:hAnsi="Arial"/>
+                <w:b/>
+                <w:color w:val="000000" w:themeColor="text1"/>
+                <w:sz w:val="16"/>
+                <w:szCs w:val="16"/>
+                <w:lang w:val="es-PE"/>
+              </w:rPr>
+              <w:t>.</w:t>
+            </w:r>
           </w:p>
         </w:tc>
         <w:tc>
@@ -2167,6 +2235,57 @@
                 <w:szCs w:val="16"/>
               </w:rPr>
             </w:pPr>
+            <w:r>
+              <w:rPr>
+                <w:rFonts w:ascii="Arial" w:hAnsi="Arial"/>
+                <w:bCs/>
+                <w:color w:val="000000" w:themeColor="text1"/>
+                <w:sz w:val="16"/>
+                <w:szCs w:val="16"/>
+              </w:rPr>
+              <w:fldChar w:fldCharType="begin"/>
+            </w:r>
+            <w:r>
+              <w:rPr>
+                <w:rFonts w:ascii="Arial" w:hAnsi="Arial"/>
+                <w:bCs/>
+                <w:color w:val="000000" w:themeColor="text1"/>
+                <w:sz w:val="16"/>
+                <w:szCs w:val="16"/>
+              </w:rPr>
+              <w:instrText xml:space="preserve"> MERGEFIELD  guia_gt  \* MERGEFORMAT </w:instrText>
+            </w:r>
+            <w:r>
+              <w:rPr>
+                <w:rFonts w:ascii="Arial" w:hAnsi="Arial"/>
+                <w:bCs/>
+                <w:color w:val="000000" w:themeColor="text1"/>
+                <w:sz w:val="16"/>
+                <w:szCs w:val="16"/>
+              </w:rPr>
+              <w:fldChar w:fldCharType="separate"/>
+            </w:r>
+            <w:r>
+              <w:rPr>
+                <w:rFonts w:ascii="Arial" w:hAnsi="Arial"/>
+                <w:bCs/>
+                <w:noProof/>
+                <w:color w:val="000000" w:themeColor="text1"/>
+                <w:sz w:val="16"/>
+                <w:szCs w:val="16"/>
+              </w:rPr>
+              <w:t>«guia_gt»</w:t>
+            </w:r>
+            <w:r>
+              <w:rPr>
+                <w:rFonts w:ascii="Arial" w:hAnsi="Arial"/>
+                <w:bCs/>
+                <w:color w:val="000000" w:themeColor="text1"/>
+                <w:sz w:val="16"/>
+                <w:szCs w:val="16"/>
+              </w:rPr>
+              <w:fldChar w:fldCharType="end"/>
+            </w:r>
           </w:p>
         </w:tc>
         <w:tc>
@@ -2349,7 +2468,7 @@
     </w:tbl>
     <w:tbl>
       <w:tblPr>
-        <w:tblW w:w="11616" w:type="dxa"/>
+        <w:tblW w:w="11492" w:type="dxa"/>
         <w:tblInd w:w="-10" w:type="dxa"/>
         <w:shd w:val="clear" w:color="auto" w:fill="538135" w:themeFill="accent6" w:themeFillShade="BF"/>
         <w:tblLayout w:type="fixed"/>
@@ -2361,11 +2480,13 @@
         <w:tblDescription w:val="Tabla de diseño de encabezado"/>
       </w:tblPr>
       <w:tblGrid>
-        <w:gridCol w:w="3385"/>
-        <w:gridCol w:w="2432"/>
-        <w:gridCol w:w="1401"/>
+        <w:gridCol w:w="1711"/>
+        <w:gridCol w:w="1843"/>
+        <w:gridCol w:w="1701"/>
+        <w:gridCol w:w="1985"/>
+        <w:gridCol w:w="1134"/>
         <w:gridCol w:w="1434"/>
-        <w:gridCol w:w="2964"/>
+        <w:gridCol w:w="1684"/>
       </w:tblGrid>
       <w:tr>
         <w:trPr>
@@ -2373,7 +2494,7 @@
         </w:trPr>
         <w:tc>
           <w:tcPr>
-            <w:tcW w:w="3385" w:type="dxa"/>
+            <w:tcW w:w="1711" w:type="dxa"/>
             <w:tcBorders>
               <w:top w:val="single" w:sz="4" w:space="0" w:color="auto"/>
               <w:bottom w:val="single" w:sz="4" w:space="0" w:color="auto"/>
@@ -2409,7 +2530,7 @@
         </w:tc>
         <w:tc>
           <w:tcPr>
-            <w:tcW w:w="2432" w:type="dxa"/>
+            <w:tcW w:w="1843" w:type="dxa"/>
             <w:tcBorders>
               <w:top w:val="single" w:sz="4" w:space="0" w:color="auto"/>
               <w:bottom w:val="single" w:sz="4" w:space="0" w:color="auto"/>
@@ -2418,6 +2539,40 @@
           </w:tcPr>
           <w:p>
             <w:pPr>
+              <w:ind w:left="-114" w:firstLine="114"/>
+              <w:rPr>
+                <w:rFonts w:ascii="Arial" w:hAnsi="Arial"/>
+                <w:b/>
+                <w:color w:val="000000" w:themeColor="text1"/>
+                <w:w w:val="96"/>
+                <w:sz w:val="16"/>
+                <w:szCs w:val="16"/>
+              </w:rPr>
+            </w:pPr>
+            <w:r>
+              <w:rPr>
+                <w:rFonts w:ascii="Arial" w:hAnsi="Arial"/>
+                <w:b/>
+                <w:color w:val="000000" w:themeColor="text1"/>
+                <w:w w:val="96"/>
+                <w:sz w:val="16"/>
+                <w:szCs w:val="16"/>
+              </w:rPr>
+              <w:t>Código Unico</w:t>
+            </w:r>
+          </w:p>
+        </w:tc>
+        <w:tc>
+          <w:tcPr>
+            <w:tcW w:w="1701" w:type="dxa"/>
+            <w:tcBorders>
+              <w:top w:val="single" w:sz="4" w:space="0" w:color="auto"/>
+              <w:bottom w:val="single" w:sz="4" w:space="0" w:color="auto"/>
+            </w:tcBorders>
+            <w:vAlign w:val="center"/>
+          </w:tcPr>
+          <w:p>
+            <w:pPr>
               <w:spacing w:line="0" w:lineRule="atLeast"/>
               <w:rPr>
                 <w:rFonts w:ascii="Arial" w:hAnsi="Arial"/>
@@ -2428,7 +2583,6 @@
                 <w:szCs w:val="16"/>
               </w:rPr>
             </w:pPr>
-            <w:proofErr w:type="spellStart"/>
             <w:r>
               <w:rPr>
                 <w:rFonts w:ascii="Arial" w:hAnsi="Arial"/>
@@ -2438,14 +2592,47 @@
                 <w:sz w:val="16"/>
                 <w:szCs w:val="16"/>
               </w:rPr>
-              <w:t>Procedencia</w:t>
-            </w:r>
-            <w:proofErr w:type="spellEnd"/>
-          </w:p>
-        </w:tc>
-        <w:tc>
-          <w:tcPr>
-            <w:tcW w:w="1401" w:type="dxa"/>
+              <w:t>Concesión</w:t>
+            </w:r>
+          </w:p>
+        </w:tc>
+        <w:tc>
+          <w:tcPr>
+            <w:tcW w:w="1985" w:type="dxa"/>
+            <w:tcBorders>
+              <w:top w:val="single" w:sz="4" w:space="0" w:color="auto"/>
+              <w:bottom w:val="single" w:sz="4" w:space="0" w:color="auto"/>
+            </w:tcBorders>
+            <w:vAlign w:val="center"/>
+          </w:tcPr>
+          <w:p>
+            <w:pPr>
+              <w:spacing w:line="0" w:lineRule="atLeast"/>
+              <w:rPr>
+                <w:rFonts w:ascii="Arial" w:hAnsi="Arial"/>
+                <w:b/>
+                <w:color w:val="000000" w:themeColor="text1"/>
+                <w:w w:val="96"/>
+                <w:sz w:val="16"/>
+                <w:szCs w:val="16"/>
+              </w:rPr>
+            </w:pPr>
+            <w:r>
+              <w:rPr>
+                <w:rFonts w:ascii="Arial" w:hAnsi="Arial"/>
+                <w:b/>
+                <w:color w:val="000000" w:themeColor="text1"/>
+                <w:w w:val="96"/>
+                <w:sz w:val="16"/>
+                <w:szCs w:val="16"/>
+              </w:rPr>
+              <w:t>Ubicación Concesión</w:t>
+            </w:r>
+          </w:p>
+        </w:tc>
+        <w:tc>
+          <w:tcPr>
+            <w:tcW w:w="1134" w:type="dxa"/>
             <w:tcBorders>
               <w:top w:val="single" w:sz="4" w:space="0" w:color="auto"/>
               <w:bottom w:val="single" w:sz="4" w:space="0" w:color="auto"/>
@@ -2517,7 +2704,7 @@
         </w:tc>
         <w:tc>
           <w:tcPr>
-            <w:tcW w:w="2964" w:type="dxa"/>
+            <w:tcW w:w="1684" w:type="dxa"/>
             <w:tcBorders>
               <w:top w:val="single" w:sz="4" w:space="0" w:color="auto"/>
               <w:bottom w:val="single" w:sz="4" w:space="0" w:color="auto"/>
@@ -2527,6 +2714,7 @@
           <w:p>
             <w:pPr>
               <w:spacing w:line="0" w:lineRule="atLeast"/>
+              <w:ind w:right="141"/>
               <w:rPr>
                 <w:rFonts w:ascii="Arial" w:hAnsi="Arial"/>
                 <w:b/>
@@ -2556,7 +2744,7 @@
         </w:trPr>
         <w:tc>
           <w:tcPr>
-            <w:tcW w:w="3385" w:type="dxa"/>
+            <w:tcW w:w="1711" w:type="dxa"/>
             <w:tcBorders>
               <w:top w:val="single" w:sz="4" w:space="0" w:color="auto"/>
             </w:tcBorders>
@@ -2629,7 +2817,7 @@
         </w:tc>
         <w:tc>
           <w:tcPr>
-            <w:tcW w:w="2432" w:type="dxa"/>
+            <w:tcW w:w="1843" w:type="dxa"/>
             <w:tcBorders>
               <w:top w:val="single" w:sz="4" w:space="0" w:color="auto"/>
             </w:tcBorders>
@@ -2640,9 +2828,8 @@
               <w:spacing w:line="0" w:lineRule="atLeast"/>
               <w:rPr>
                 <w:rFonts w:ascii="Arial" w:hAnsi="Arial"/>
-                <w:b/>
-                <w:color w:val="000000" w:themeColor="text1"/>
-                <w:w w:val="96"/>
+                <w:bCs/>
+                <w:color w:val="000000" w:themeColor="text1"/>
                 <w:sz w:val="14"/>
                 <w:szCs w:val="14"/>
               </w:rPr>
@@ -2665,7 +2852,7 @@
                 <w:sz w:val="14"/>
                 <w:szCs w:val="14"/>
               </w:rPr>
-              <w:instrText xml:space="preserve"> MERGEFIELD  </w:instrText>
+              <w:instrText xml:space="preserve"> MERGEFIELD  procedencia_cod  \* MERGEFORMAT </w:instrText>
             </w:r>
             <w:r>
               <w:rPr>
@@ -2675,17 +2862,18 @@
                 <w:sz w:val="14"/>
                 <w:szCs w:val="14"/>
               </w:rPr>
-              <w:instrText>procedencia_nom</w:instrText>
-            </w:r>
-            <w:r>
-              <w:rPr>
-                <w:rFonts w:ascii="Arial" w:hAnsi="Arial"/>
-                <w:bCs/>
+              <w:fldChar w:fldCharType="separate"/>
+            </w:r>
+            <w:r>
+              <w:rPr>
+                <w:rFonts w:ascii="Arial" w:hAnsi="Arial"/>
+                <w:bCs/>
+                <w:noProof/>
                 <w:color w:val="000000" w:themeColor="text1"/>
                 <w:sz w:val="14"/>
                 <w:szCs w:val="14"/>
               </w:rPr>
-              <w:instrText xml:space="preserve">  \* MERGEFORMAT </w:instrText>
+              <w:t>«procedencia_cod»</w:t>
             </w:r>
             <w:r>
               <w:rPr>
@@ -2695,34 +2883,13 @@
                 <w:sz w:val="14"/>
                 <w:szCs w:val="14"/>
               </w:rPr>
-              <w:fldChar w:fldCharType="separate"/>
-            </w:r>
-            <w:r>
-              <w:rPr>
-                <w:rFonts w:ascii="Arial" w:hAnsi="Arial"/>
-                <w:bCs/>
-                <w:noProof/>
-                <w:color w:val="000000" w:themeColor="text1"/>
-                <w:sz w:val="14"/>
-                <w:szCs w:val="14"/>
-              </w:rPr>
-              <w:t>«procedencia_nom»</w:t>
-            </w:r>
-            <w:r>
-              <w:rPr>
-                <w:rFonts w:ascii="Arial" w:hAnsi="Arial"/>
-                <w:bCs/>
-                <w:color w:val="000000" w:themeColor="text1"/>
-                <w:sz w:val="14"/>
-                <w:szCs w:val="14"/>
-              </w:rPr>
               <w:fldChar w:fldCharType="end"/>
             </w:r>
           </w:p>
         </w:tc>
         <w:tc>
           <w:tcPr>
-            <w:tcW w:w="1401" w:type="dxa"/>
+            <w:tcW w:w="1701" w:type="dxa"/>
             <w:tcBorders>
               <w:top w:val="single" w:sz="4" w:space="0" w:color="auto"/>
             </w:tcBorders>
@@ -2733,6 +2900,78 @@
               <w:spacing w:line="0" w:lineRule="atLeast"/>
               <w:rPr>
                 <w:rFonts w:ascii="Arial" w:hAnsi="Arial"/>
+                <w:bCs/>
+                <w:color w:val="000000" w:themeColor="text1"/>
+                <w:sz w:val="14"/>
+                <w:szCs w:val="14"/>
+              </w:rPr>
+            </w:pPr>
+            <w:r>
+              <w:rPr>
+                <w:rFonts w:ascii="Arial" w:hAnsi="Arial"/>
+                <w:bCs/>
+                <w:color w:val="000000" w:themeColor="text1"/>
+                <w:sz w:val="14"/>
+                <w:szCs w:val="14"/>
+              </w:rPr>
+              <w:fldChar w:fldCharType="begin"/>
+            </w:r>
+            <w:r>
+              <w:rPr>
+                <w:rFonts w:ascii="Arial" w:hAnsi="Arial"/>
+                <w:bCs/>
+                <w:color w:val="000000" w:themeColor="text1"/>
+                <w:sz w:val="14"/>
+                <w:szCs w:val="14"/>
+              </w:rPr>
+              <w:instrText xml:space="preserve"> MERGEFIELD  procedencia_nom  \* MERGEFORMAT </w:instrText>
+            </w:r>
+            <w:r>
+              <w:rPr>
+                <w:rFonts w:ascii="Arial" w:hAnsi="Arial"/>
+                <w:bCs/>
+                <w:color w:val="000000" w:themeColor="text1"/>
+                <w:sz w:val="14"/>
+                <w:szCs w:val="14"/>
+              </w:rPr>
+              <w:fldChar w:fldCharType="separate"/>
+            </w:r>
+            <w:r>
+              <w:rPr>
+                <w:rFonts w:ascii="Arial" w:hAnsi="Arial"/>
+                <w:bCs/>
+                <w:noProof/>
+                <w:color w:val="000000" w:themeColor="text1"/>
+                <w:sz w:val="14"/>
+                <w:szCs w:val="14"/>
+              </w:rPr>
+              <w:t>«procedencia_nom»</w:t>
+            </w:r>
+            <w:r>
+              <w:rPr>
+                <w:rFonts w:ascii="Arial" w:hAnsi="Arial"/>
+                <w:bCs/>
+                <w:color w:val="000000" w:themeColor="text1"/>
+                <w:sz w:val="14"/>
+                <w:szCs w:val="14"/>
+              </w:rPr>
+              <w:fldChar w:fldCharType="end"/>
+            </w:r>
+          </w:p>
+        </w:tc>
+        <w:tc>
+          <w:tcPr>
+            <w:tcW w:w="1985" w:type="dxa"/>
+            <w:tcBorders>
+              <w:top w:val="single" w:sz="4" w:space="0" w:color="auto"/>
+            </w:tcBorders>
+            <w:vAlign w:val="center"/>
+          </w:tcPr>
+          <w:p>
+            <w:pPr>
+              <w:spacing w:line="0" w:lineRule="atLeast"/>
+              <w:rPr>
+                <w:rFonts w:ascii="Arial" w:hAnsi="Arial"/>
                 <w:b/>
                 <w:color w:val="000000" w:themeColor="text1"/>
                 <w:w w:val="96"/>
@@ -2758,7 +2997,7 @@
                 <w:sz w:val="14"/>
                 <w:szCs w:val="14"/>
               </w:rPr>
-              <w:instrText xml:space="preserve"> MERGEFIELD  </w:instrText>
+              <w:instrText xml:space="preserve"> MERGEFIELD  procedencia_ubicacion  \* MERGEFORMAT </w:instrText>
             </w:r>
             <w:r>
               <w:rPr>
@@ -2768,17 +3007,70 @@
                 <w:sz w:val="14"/>
                 <w:szCs w:val="14"/>
               </w:rPr>
-              <w:instrText>present</w:instrText>
-            </w:r>
-            <w:r>
-              <w:rPr>
-                <w:rFonts w:ascii="Arial" w:hAnsi="Arial"/>
-                <w:bCs/>
+              <w:fldChar w:fldCharType="separate"/>
+            </w:r>
+            <w:r>
+              <w:rPr>
+                <w:rFonts w:ascii="Arial" w:hAnsi="Arial"/>
+                <w:bCs/>
+                <w:noProof/>
                 <w:color w:val="000000" w:themeColor="text1"/>
                 <w:sz w:val="14"/>
                 <w:szCs w:val="14"/>
               </w:rPr>
-              <w:instrText xml:space="preserve">  \* MERGEFORMAT </w:instrText>
+              <w:t>«procedencia_ubicacion»</w:t>
+            </w:r>
+            <w:r>
+              <w:rPr>
+                <w:rFonts w:ascii="Arial" w:hAnsi="Arial"/>
+                <w:bCs/>
+                <w:color w:val="000000" w:themeColor="text1"/>
+                <w:sz w:val="14"/>
+                <w:szCs w:val="14"/>
+              </w:rPr>
+              <w:fldChar w:fldCharType="end"/>
+            </w:r>
+          </w:p>
+        </w:tc>
+        <w:tc>
+          <w:tcPr>
+            <w:tcW w:w="1134" w:type="dxa"/>
+            <w:tcBorders>
+              <w:top w:val="single" w:sz="4" w:space="0" w:color="auto"/>
+            </w:tcBorders>
+            <w:vAlign w:val="center"/>
+          </w:tcPr>
+          <w:p>
+            <w:pPr>
+              <w:spacing w:line="0" w:lineRule="atLeast"/>
+              <w:rPr>
+                <w:rFonts w:ascii="Arial" w:hAnsi="Arial"/>
+                <w:b/>
+                <w:color w:val="000000" w:themeColor="text1"/>
+                <w:w w:val="96"/>
+                <w:sz w:val="14"/>
+                <w:szCs w:val="14"/>
+              </w:rPr>
+            </w:pPr>
+            <w:r>
+              <w:rPr>
+                <w:rFonts w:ascii="Arial" w:hAnsi="Arial"/>
+                <w:bCs/>
+                <w:color w:val="000000" w:themeColor="text1"/>
+                <w:sz w:val="14"/>
+                <w:szCs w:val="14"/>
+              </w:rPr>
+              <w:fldChar w:fldCharType="begin"/>
+            </w:r>
+            <w:r>
+              <w:rPr>
+                <w:rFonts w:ascii="Arial" w:hAnsi="Arial"/>
+                <w:bCs/>
+                <w:color w:val="000000" w:themeColor="text1"/>
+                <w:sz w:val="14"/>
+                <w:szCs w:val="14"/>
+              </w:rPr>
+              <w:instrText xml:space="preserve"> MERGEFIELD  present  \* MERGEFORMAT </w:instrText>
             </w:r>
             <w:r>
               <w:rPr>
@@ -2888,7 +3180,7 @@
         </w:tc>
         <w:tc>
           <w:tcPr>
-            <w:tcW w:w="2964" w:type="dxa"/>
+            <w:tcW w:w="1684" w:type="dxa"/>
             <w:tcBorders>
               <w:top w:val="single" w:sz="4" w:space="0" w:color="auto"/>
             </w:tcBorders>
@@ -3679,12 +3971,22 @@
             <w:pPr>
               <w:rPr>
                 <w:rFonts w:ascii="Arial" w:hAnsi="Arial"/>
-                <w:bCs/>
-                <w:color w:val="000000" w:themeColor="text1"/>
-                <w:sz w:val="16"/>
-                <w:szCs w:val="16"/>
-              </w:rPr>
-            </w:pPr>
+                <w:b/>
+                <w:color w:val="000000" w:themeColor="text1"/>
+                <w:sz w:val="16"/>
+                <w:szCs w:val="16"/>
+              </w:rPr>
+            </w:pPr>
+            <w:r>
+              <w:rPr>
+                <w:rFonts w:ascii="Arial" w:hAnsi="Arial"/>
+                <w:b/>
+                <w:color w:val="000000" w:themeColor="text1"/>
+                <w:sz w:val="16"/>
+                <w:szCs w:val="16"/>
+              </w:rPr>
+              <w:t>Guardia</w:t>
+            </w:r>
           </w:p>
         </w:tc>
         <w:tc>
@@ -3701,6 +4003,57 @@
                 <w:szCs w:val="16"/>
               </w:rPr>
             </w:pPr>
+            <w:r>
+              <w:rPr>
+                <w:rFonts w:ascii="Arial" w:hAnsi="Arial"/>
+                <w:bCs/>
+                <w:color w:val="000000" w:themeColor="text1"/>
+                <w:sz w:val="16"/>
+                <w:szCs w:val="16"/>
+              </w:rPr>
+              <w:fldChar w:fldCharType="begin"/>
+            </w:r>
+            <w:r>
+              <w:rPr>
+                <w:rFonts w:ascii="Arial" w:hAnsi="Arial"/>
+                <w:bCs/>
+                <w:color w:val="000000" w:themeColor="text1"/>
+                <w:sz w:val="16"/>
+                <w:szCs w:val="16"/>
+              </w:rPr>
+              <w:instrText xml:space="preserve"> MERGEFIELD  nombre_guardia  \* MERGEFORMAT </w:instrText>
+            </w:r>
+            <w:r>
+              <w:rPr>
+                <w:rFonts w:ascii="Arial" w:hAnsi="Arial"/>
+                <w:bCs/>
+                <w:color w:val="000000" w:themeColor="text1"/>
+                <w:sz w:val="16"/>
+                <w:szCs w:val="16"/>
+              </w:rPr>
+              <w:fldChar w:fldCharType="separate"/>
+            </w:r>
+            <w:r>
+              <w:rPr>
+                <w:rFonts w:ascii="Arial" w:hAnsi="Arial"/>
+                <w:bCs/>
+                <w:noProof/>
+                <w:color w:val="000000" w:themeColor="text1"/>
+                <w:sz w:val="16"/>
+                <w:szCs w:val="16"/>
+              </w:rPr>
+              <w:t>«nombre_guardia»</w:t>
+            </w:r>
+            <w:r>
+              <w:rPr>
+                <w:rFonts w:ascii="Arial" w:hAnsi="Arial"/>
+                <w:bCs/>
+                <w:color w:val="000000" w:themeColor="text1"/>
+                <w:sz w:val="16"/>
+                <w:szCs w:val="16"/>
+              </w:rPr>
+              <w:fldChar w:fldCharType="end"/>
+            </w:r>
           </w:p>
         </w:tc>
       </w:tr>

--- a/pesaje/develop/Report/PrintRecepcionGuiaRecepcionV2.docx
+++ b/pesaje/develop/Report/PrintRecepcionGuiaRecepcionV2.docx
@@ -1,6 +1,6 @@
 
 <file path=word/document.xml><?xml version="1.0" encoding="utf-8"?>
-<w:document xmlns:wpc="http://schemas.microsoft.com/office/word/2010/wordprocessingCanvas" xmlns:cx="http://schemas.microsoft.com/office/drawing/2014/chartex" xmlns:cx1="http://schemas.microsoft.com/office/drawing/2015/9/8/chartex" xmlns:cx2="http://schemas.microsoft.com/office/drawing/2015/10/21/chartex" xmlns:cx3="http://schemas.microsoft.com/office/drawing/2016/5/9/chartex" xmlns:cx4="http://schemas.microsoft.com/office/drawing/2016/5/10/chartex" xmlns:cx5="http://schemas.microsoft.com/office/drawing/2016/5/11/chartex" xmlns:cx6="http://schemas.microsoft.com/office/drawing/2016/5/12/chartex" xmlns:cx7="http://schemas.microsoft.com/office/drawing/2016/5/13/chartex" xmlns:cx8="http://schemas.microsoft.com/office/drawing/2016/5/14/chartex" xmlns:mc="http://schemas.openxmlformats.org/markup-compatibility/2006" xmlns:aink="http://schemas.microsoft.com/office/drawing/2016/ink" xmlns:am3d="http://schemas.microsoft.com/office/drawing/2017/model3d" xmlns:o="urn:schemas-microsoft-com:office:office" xmlns:oel="http://schemas.microsoft.com/office/2019/extlst" xmlns:r="http://schemas.openxmlformats.org/officeDocument/2006/relationships" xmlns:m="http://schemas.openxmlformats.org/officeDocument/2006/math" xmlns:v="urn:schemas-microsoft-com:vml" xmlns:wp14="http://schemas.microsoft.com/office/word/2010/wordprocessingDrawing" xmlns:wp="http://schemas.openxmlformats.org/drawingml/2006/wordprocessingDrawing" xmlns:w10="urn:schemas-microsoft-com:office:word" xmlns:w="http://schemas.openxmlformats.org/wordprocessingml/2006/main" xmlns:w14="http://schemas.microsoft.com/office/word/2010/wordml" xmlns:w15="http://schemas.microsoft.com/office/word/2012/wordml" xmlns:w16cex="http://schemas.microsoft.com/office/word/2018/wordml/cex" xmlns:w16cid="http://schemas.microsoft.com/office/word/2016/wordml/cid" xmlns:w16="http://schemas.microsoft.com/office/word/2018/wordml" xmlns:w16du="http://schemas.microsoft.com/office/word/2023/wordml/word16du" xmlns:w16sdtdh="http://schemas.microsoft.com/office/word/2020/wordml/sdtdatahash" xmlns:w16sdtfl="http://schemas.microsoft.com/office/word/2024/wordml/sdtformatlock" xmlns:w16se="http://schemas.microsoft.com/office/word/2015/wordml/symex" xmlns:wpg="http://schemas.microsoft.com/office/word/2010/wordprocessingGroup" xmlns:wpi="http://schemas.microsoft.com/office/word/2010/wordprocessingInk" xmlns:wne="http://schemas.microsoft.com/office/word/2006/wordml" xmlns:wps="http://schemas.microsoft.com/office/word/2010/wordprocessingShape" mc:Ignorable="w14 w15 w16se w16cid w16 w16cex w16sdtdh w16sdtfl w16du wp14">
+<w:document xmlns:wpc="http://schemas.microsoft.com/office/word/2010/wordprocessingCanvas" xmlns:cx="http://schemas.microsoft.com/office/drawing/2014/chartex" xmlns:cx1="http://schemas.microsoft.com/office/drawing/2015/9/8/chartex" xmlns:cx2="http://schemas.microsoft.com/office/drawing/2015/10/21/chartex" xmlns:cx3="http://schemas.microsoft.com/office/drawing/2016/5/9/chartex" xmlns:cx4="http://schemas.microsoft.com/office/drawing/2016/5/10/chartex" xmlns:cx5="http://schemas.microsoft.com/office/drawing/2016/5/11/chartex" xmlns:cx6="http://schemas.microsoft.com/office/drawing/2016/5/12/chartex" xmlns:cx7="http://schemas.microsoft.com/office/drawing/2016/5/13/chartex" xmlns:cx8="http://schemas.microsoft.com/office/drawing/2016/5/14/chartex" xmlns:mc="http://schemas.openxmlformats.org/markup-compatibility/2006" xmlns:aink="http://schemas.microsoft.com/office/drawing/2016/ink" xmlns:am3d="http://schemas.microsoft.com/office/drawing/2017/model3d" xmlns:o="urn:schemas-microsoft-com:office:office" xmlns:oel="http://schemas.microsoft.com/office/2019/extlst" xmlns:r="http://schemas.openxmlformats.org/officeDocument/2006/relationships" xmlns:m="http://schemas.openxmlformats.org/officeDocument/2006/math" xmlns:v="urn:schemas-microsoft-com:vml" xmlns:wp14="http://schemas.microsoft.com/office/word/2010/wordprocessingDrawing" xmlns:wp="http://schemas.openxmlformats.org/drawingml/2006/wordprocessingDrawing" xmlns:w10="urn:schemas-microsoft-com:office:word" xmlns:w="http://schemas.openxmlformats.org/wordprocessingml/2006/main" xmlns:w14="http://schemas.microsoft.com/office/word/2010/wordml" xmlns:w15="http://schemas.microsoft.com/office/word/2012/wordml" xmlns:w16cei="http://schemas.microsoft.com/office/word/2026/wordml/cei" xmlns:w16cex="http://schemas.microsoft.com/office/word/2018/wordml/cex" xmlns:w16cid="http://schemas.microsoft.com/office/word/2016/wordml/cid" xmlns:w16="http://schemas.microsoft.com/office/word/2018/wordml" xmlns:w16du="http://schemas.microsoft.com/office/word/2023/wordml/word16du" xmlns:w16sdtdh="http://schemas.microsoft.com/office/word/2020/wordml/sdtdatahash" xmlns:w16sdtfl="http://schemas.microsoft.com/office/word/2024/wordml/sdtformatlock" xmlns:w16se="http://schemas.microsoft.com/office/word/2015/wordml/symex" xmlns:wpg="http://schemas.microsoft.com/office/word/2010/wordprocessingGroup" xmlns:wpi="http://schemas.microsoft.com/office/word/2010/wordprocessingInk" xmlns:wne="http://schemas.microsoft.com/office/word/2006/wordml" xmlns:wps="http://schemas.microsoft.com/office/word/2010/wordprocessingShape" mc:Ignorable="w14 w15 w16se w16cid w16 w16cex w16sdtdh w16sdtfl w16du wp14">
   <w:body>
     <w:tbl>
       <w:tblPr>
@@ -4120,7 +4120,7 @@
                 <w:sz w:val="16"/>
                 <w:szCs w:val="16"/>
               </w:rPr>
-              <w:instrText xml:space="preserve"> MERGEFIELD  pero_neto  \* MERGEFORMAT </w:instrText>
+              <w:instrText xml:space="preserve"> MERGEFIELD  peso_neto  \* MERGEFORMAT </w:instrText>
             </w:r>
             <w:r>
               <w:rPr>
@@ -4141,7 +4141,7 @@
                 <w:sz w:val="16"/>
                 <w:szCs w:val="16"/>
               </w:rPr>
-              <w:t>«pero_neto»</w:t>
+              <w:t>«peso_neto»</w:t>
             </w:r>
             <w:r>
               <w:rPr>
@@ -4310,7 +4310,7 @@
 </file>
 
 <file path=word/endnotes.xml><?xml version="1.0" encoding="utf-8"?>
-<w:endnotes xmlns:wpc="http://schemas.microsoft.com/office/word/2010/wordprocessingCanvas" xmlns:cx="http://schemas.microsoft.com/office/drawing/2014/chartex" xmlns:cx1="http://schemas.microsoft.com/office/drawing/2015/9/8/chartex" xmlns:cx2="http://schemas.microsoft.com/office/drawing/2015/10/21/chartex" xmlns:cx3="http://schemas.microsoft.com/office/drawing/2016/5/9/chartex" xmlns:cx4="http://schemas.microsoft.com/office/drawing/2016/5/10/chartex" xmlns:cx5="http://schemas.microsoft.com/office/drawing/2016/5/11/chartex" xmlns:cx6="http://schemas.microsoft.com/office/drawing/2016/5/12/chartex" xmlns:cx7="http://schemas.microsoft.com/office/drawing/2016/5/13/chartex" xmlns:cx8="http://schemas.microsoft.com/office/drawing/2016/5/14/chartex" xmlns:mc="http://schemas.openxmlformats.org/markup-compatibility/2006" xmlns:aink="http://schemas.microsoft.com/office/drawing/2016/ink" xmlns:am3d="http://schemas.microsoft.com/office/drawing/2017/model3d" xmlns:o="urn:schemas-microsoft-com:office:office" xmlns:oel="http://schemas.microsoft.com/office/2019/extlst" xmlns:r="http://schemas.openxmlformats.org/officeDocument/2006/relationships" xmlns:m="http://schemas.openxmlformats.org/officeDocument/2006/math" xmlns:v="urn:schemas-microsoft-com:vml" xmlns:wp14="http://schemas.microsoft.com/office/word/2010/wordprocessingDrawing" xmlns:wp="http://schemas.openxmlformats.org/drawingml/2006/wordprocessingDrawing" xmlns:w10="urn:schemas-microsoft-com:office:word" xmlns:w="http://schemas.openxmlformats.org/wordprocessingml/2006/main" xmlns:w14="http://schemas.microsoft.com/office/word/2010/wordml" xmlns:w15="http://schemas.microsoft.com/office/word/2012/wordml" xmlns:w16cex="http://schemas.microsoft.com/office/word/2018/wordml/cex" xmlns:w16cid="http://schemas.microsoft.com/office/word/2016/wordml/cid" xmlns:w16="http://schemas.microsoft.com/office/word/2018/wordml" xmlns:w16du="http://schemas.microsoft.com/office/word/2023/wordml/word16du" xmlns:w16sdtdh="http://schemas.microsoft.com/office/word/2020/wordml/sdtdatahash" xmlns:w16sdtfl="http://schemas.microsoft.com/office/word/2024/wordml/sdtformatlock" xmlns:w16se="http://schemas.microsoft.com/office/word/2015/wordml/symex" xmlns:wpg="http://schemas.microsoft.com/office/word/2010/wordprocessingGroup" xmlns:wpi="http://schemas.microsoft.com/office/word/2010/wordprocessingInk" xmlns:wne="http://schemas.microsoft.com/office/word/2006/wordml" xmlns:wps="http://schemas.microsoft.com/office/word/2010/wordprocessingShape" mc:Ignorable="w14 w15 w16se w16cid w16 w16cex w16sdtdh w16sdtfl w16du wp14">
+<w:endnotes xmlns:wpc="http://schemas.microsoft.com/office/word/2010/wordprocessingCanvas" xmlns:cx="http://schemas.microsoft.com/office/drawing/2014/chartex" xmlns:cx1="http://schemas.microsoft.com/office/drawing/2015/9/8/chartex" xmlns:cx2="http://schemas.microsoft.com/office/drawing/2015/10/21/chartex" xmlns:cx3="http://schemas.microsoft.com/office/drawing/2016/5/9/chartex" xmlns:cx4="http://schemas.microsoft.com/office/drawing/2016/5/10/chartex" xmlns:cx5="http://schemas.microsoft.com/office/drawing/2016/5/11/chartex" xmlns:cx6="http://schemas.microsoft.com/office/drawing/2016/5/12/chartex" xmlns:cx7="http://schemas.microsoft.com/office/drawing/2016/5/13/chartex" xmlns:cx8="http://schemas.microsoft.com/office/drawing/2016/5/14/chartex" xmlns:mc="http://schemas.openxmlformats.org/markup-compatibility/2006" xmlns:aink="http://schemas.microsoft.com/office/drawing/2016/ink" xmlns:am3d="http://schemas.microsoft.com/office/drawing/2017/model3d" xmlns:o="urn:schemas-microsoft-com:office:office" xmlns:oel="http://schemas.microsoft.com/office/2019/extlst" xmlns:r="http://schemas.openxmlformats.org/officeDocument/2006/relationships" xmlns:m="http://schemas.openxmlformats.org/officeDocument/2006/math" xmlns:v="urn:schemas-microsoft-com:vml" xmlns:wp14="http://schemas.microsoft.com/office/word/2010/wordprocessingDrawing" xmlns:wp="http://schemas.openxmlformats.org/drawingml/2006/wordprocessingDrawing" xmlns:w10="urn:schemas-microsoft-com:office:word" xmlns:w="http://schemas.openxmlformats.org/wordprocessingml/2006/main" xmlns:w14="http://schemas.microsoft.com/office/word/2010/wordml" xmlns:w15="http://schemas.microsoft.com/office/word/2012/wordml" xmlns:w16cei="http://schemas.microsoft.com/office/word/2026/wordml/cei" xmlns:w16cex="http://schemas.microsoft.com/office/word/2018/wordml/cex" xmlns:w16cid="http://schemas.microsoft.com/office/word/2016/wordml/cid" xmlns:w16="http://schemas.microsoft.com/office/word/2018/wordml" xmlns:w16du="http://schemas.microsoft.com/office/word/2023/wordml/word16du" xmlns:w16sdtdh="http://schemas.microsoft.com/office/word/2020/wordml/sdtdatahash" xmlns:w16sdtfl="http://schemas.microsoft.com/office/word/2024/wordml/sdtformatlock" xmlns:w16se="http://schemas.microsoft.com/office/word/2015/wordml/symex" xmlns:wpg="http://schemas.microsoft.com/office/word/2010/wordprocessingGroup" xmlns:wpi="http://schemas.microsoft.com/office/word/2010/wordprocessingInk" xmlns:wne="http://schemas.microsoft.com/office/word/2006/wordml" xmlns:wps="http://schemas.microsoft.com/office/word/2010/wordprocessingShape" mc:Ignorable="w14 w15 w16se w16cid w16 w16cex w16sdtdh w16sdtfl w16du wp14">
   <w:endnote w:type="separator" w:id="-1">
     <w:p>
       <w:r>
@@ -4329,7 +4329,7 @@
 </file>
 
 <file path=word/footer1.xml><?xml version="1.0" encoding="utf-8"?>
-<w:ftr xmlns:wpc="http://schemas.microsoft.com/office/word/2010/wordprocessingCanvas" xmlns:cx="http://schemas.microsoft.com/office/drawing/2014/chartex" xmlns:cx1="http://schemas.microsoft.com/office/drawing/2015/9/8/chartex" xmlns:cx2="http://schemas.microsoft.com/office/drawing/2015/10/21/chartex" xmlns:cx3="http://schemas.microsoft.com/office/drawing/2016/5/9/chartex" xmlns:cx4="http://schemas.microsoft.com/office/drawing/2016/5/10/chartex" xmlns:cx5="http://schemas.microsoft.com/office/drawing/2016/5/11/chartex" xmlns:cx6="http://schemas.microsoft.com/office/drawing/2016/5/12/chartex" xmlns:cx7="http://schemas.microsoft.com/office/drawing/2016/5/13/chartex" xmlns:cx8="http://schemas.microsoft.com/office/drawing/2016/5/14/chartex" xmlns:mc="http://schemas.openxmlformats.org/markup-compatibility/2006" xmlns:aink="http://schemas.microsoft.com/office/drawing/2016/ink" xmlns:am3d="http://schemas.microsoft.com/office/drawing/2017/model3d" xmlns:o="urn:schemas-microsoft-com:office:office" xmlns:oel="http://schemas.microsoft.com/office/2019/extlst" xmlns:r="http://schemas.openxmlformats.org/officeDocument/2006/relationships" xmlns:m="http://schemas.openxmlformats.org/officeDocument/2006/math" xmlns:v="urn:schemas-microsoft-com:vml" xmlns:wp14="http://schemas.microsoft.com/office/word/2010/wordprocessingDrawing" xmlns:wp="http://schemas.openxmlformats.org/drawingml/2006/wordprocessingDrawing" xmlns:w10="urn:schemas-microsoft-com:office:word" xmlns:w="http://schemas.openxmlformats.org/wordprocessingml/2006/main" xmlns:w14="http://schemas.microsoft.com/office/word/2010/wordml" xmlns:w15="http://schemas.microsoft.com/office/word/2012/wordml" xmlns:w16cex="http://schemas.microsoft.com/office/word/2018/wordml/cex" xmlns:w16cid="http://schemas.microsoft.com/office/word/2016/wordml/cid" xmlns:w16="http://schemas.microsoft.com/office/word/2018/wordml" xmlns:w16du="http://schemas.microsoft.com/office/word/2023/wordml/word16du" xmlns:w16sdtdh="http://schemas.microsoft.com/office/word/2020/wordml/sdtdatahash" xmlns:w16sdtfl="http://schemas.microsoft.com/office/word/2024/wordml/sdtformatlock" xmlns:w16se="http://schemas.microsoft.com/office/word/2015/wordml/symex" xmlns:wpg="http://schemas.microsoft.com/office/word/2010/wordprocessingGroup" xmlns:wpi="http://schemas.microsoft.com/office/word/2010/wordprocessingInk" xmlns:wne="http://schemas.microsoft.com/office/word/2006/wordml" xmlns:wps="http://schemas.microsoft.com/office/word/2010/wordprocessingShape" mc:Ignorable="w14 w15 w16se w16cid w16 w16cex w16sdtdh w16sdtfl w16du wp14">
+<w:ftr xmlns:wpc="http://schemas.microsoft.com/office/word/2010/wordprocessingCanvas" xmlns:cx="http://schemas.microsoft.com/office/drawing/2014/chartex" xmlns:cx1="http://schemas.microsoft.com/office/drawing/2015/9/8/chartex" xmlns:cx2="http://schemas.microsoft.com/office/drawing/2015/10/21/chartex" xmlns:cx3="http://schemas.microsoft.com/office/drawing/2016/5/9/chartex" xmlns:cx4="http://schemas.microsoft.com/office/drawing/2016/5/10/chartex" xmlns:cx5="http://schemas.microsoft.com/office/drawing/2016/5/11/chartex" xmlns:cx6="http://schemas.microsoft.com/office/drawing/2016/5/12/chartex" xmlns:cx7="http://schemas.microsoft.com/office/drawing/2016/5/13/chartex" xmlns:cx8="http://schemas.microsoft.com/office/drawing/2016/5/14/chartex" xmlns:mc="http://schemas.openxmlformats.org/markup-compatibility/2006" xmlns:aink="http://schemas.microsoft.com/office/drawing/2016/ink" xmlns:am3d="http://schemas.microsoft.com/office/drawing/2017/model3d" xmlns:o="urn:schemas-microsoft-com:office:office" xmlns:oel="http://schemas.microsoft.com/office/2019/extlst" xmlns:r="http://schemas.openxmlformats.org/officeDocument/2006/relationships" xmlns:m="http://schemas.openxmlformats.org/officeDocument/2006/math" xmlns:v="urn:schemas-microsoft-com:vml" xmlns:wp14="http://schemas.microsoft.com/office/word/2010/wordprocessingDrawing" xmlns:wp="http://schemas.openxmlformats.org/drawingml/2006/wordprocessingDrawing" xmlns:w10="urn:schemas-microsoft-com:office:word" xmlns:w="http://schemas.openxmlformats.org/wordprocessingml/2006/main" xmlns:w14="http://schemas.microsoft.com/office/word/2010/wordml" xmlns:w15="http://schemas.microsoft.com/office/word/2012/wordml" xmlns:w16cei="http://schemas.microsoft.com/office/word/2026/wordml/cei" xmlns:w16cex="http://schemas.microsoft.com/office/word/2018/wordml/cex" xmlns:w16cid="http://schemas.microsoft.com/office/word/2016/wordml/cid" xmlns:w16="http://schemas.microsoft.com/office/word/2018/wordml" xmlns:w16du="http://schemas.microsoft.com/office/word/2023/wordml/word16du" xmlns:w16sdtdh="http://schemas.microsoft.com/office/word/2020/wordml/sdtdatahash" xmlns:w16sdtfl="http://schemas.microsoft.com/office/word/2024/wordml/sdtformatlock" xmlns:w16se="http://schemas.microsoft.com/office/word/2015/wordml/symex" xmlns:wpg="http://schemas.microsoft.com/office/word/2010/wordprocessingGroup" xmlns:wpi="http://schemas.microsoft.com/office/word/2010/wordprocessingInk" xmlns:wne="http://schemas.microsoft.com/office/word/2006/wordml" xmlns:wps="http://schemas.microsoft.com/office/word/2010/wordprocessingShape" mc:Ignorable="w14 w15 w16se w16cid w16 w16cex w16sdtdh w16sdtfl w16du wp14">
   <w:p>
     <w:pPr>
       <w:tabs>
@@ -4627,7 +4627,7 @@
 </file>
 
 <file path=word/footnotes.xml><?xml version="1.0" encoding="utf-8"?>
-<w:footnotes xmlns:wpc="http://schemas.microsoft.com/office/word/2010/wordprocessingCanvas" xmlns:cx="http://schemas.microsoft.com/office/drawing/2014/chartex" xmlns:cx1="http://schemas.microsoft.com/office/drawing/2015/9/8/chartex" xmlns:cx2="http://schemas.microsoft.com/office/drawing/2015/10/21/chartex" xmlns:cx3="http://schemas.microsoft.com/office/drawing/2016/5/9/chartex" xmlns:cx4="http://schemas.microsoft.com/office/drawing/2016/5/10/chartex" xmlns:cx5="http://schemas.microsoft.com/office/drawing/2016/5/11/chartex" xmlns:cx6="http://schemas.microsoft.com/office/drawing/2016/5/12/chartex" xmlns:cx7="http://schemas.microsoft.com/office/drawing/2016/5/13/chartex" xmlns:cx8="http://schemas.microsoft.com/office/drawing/2016/5/14/chartex" xmlns:mc="http://schemas.openxmlformats.org/markup-compatibility/2006" xmlns:aink="http://schemas.microsoft.com/office/drawing/2016/ink" xmlns:am3d="http://schemas.microsoft.com/office/drawing/2017/model3d" xmlns:o="urn:schemas-microsoft-com:office:office" xmlns:oel="http://schemas.microsoft.com/office/2019/extlst" xmlns:r="http://schemas.openxmlformats.org/officeDocument/2006/relationships" xmlns:m="http://schemas.openxmlformats.org/officeDocument/2006/math" xmlns:v="urn:schemas-microsoft-com:vml" xmlns:wp14="http://schemas.microsoft.com/office/word/2010/wordprocessingDrawing" xmlns:wp="http://schemas.openxmlformats.org/drawingml/2006/wordprocessingDrawing" xmlns:w10="urn:schemas-microsoft-com:office:word" xmlns:w="http://schemas.openxmlformats.org/wordprocessingml/2006/main" xmlns:w14="http://schemas.microsoft.com/office/word/2010/wordml" xmlns:w15="http://schemas.microsoft.com/office/word/2012/wordml" xmlns:w16cex="http://schemas.microsoft.com/office/word/2018/wordml/cex" xmlns:w16cid="http://schemas.microsoft.com/office/word/2016/wordml/cid" xmlns:w16="http://schemas.microsoft.com/office/word/2018/wordml" xmlns:w16du="http://schemas.microsoft.com/office/word/2023/wordml/word16du" xmlns:w16sdtdh="http://schemas.microsoft.com/office/word/2020/wordml/sdtdatahash" xmlns:w16sdtfl="http://schemas.microsoft.com/office/word/2024/wordml/sdtformatlock" xmlns:w16se="http://schemas.microsoft.com/office/word/2015/wordml/symex" xmlns:wpg="http://schemas.microsoft.com/office/word/2010/wordprocessingGroup" xmlns:wpi="http://schemas.microsoft.com/office/word/2010/wordprocessingInk" xmlns:wne="http://schemas.microsoft.com/office/word/2006/wordml" xmlns:wps="http://schemas.microsoft.com/office/word/2010/wordprocessingShape" mc:Ignorable="w14 w15 w16se w16cid w16 w16cex w16sdtdh w16sdtfl w16du wp14">
+<w:footnotes xmlns:wpc="http://schemas.microsoft.com/office/word/2010/wordprocessingCanvas" xmlns:cx="http://schemas.microsoft.com/office/drawing/2014/chartex" xmlns:cx1="http://schemas.microsoft.com/office/drawing/2015/9/8/chartex" xmlns:cx2="http://schemas.microsoft.com/office/drawing/2015/10/21/chartex" xmlns:cx3="http://schemas.microsoft.com/office/drawing/2016/5/9/chartex" xmlns:cx4="http://schemas.microsoft.com/office/drawing/2016/5/10/chartex" xmlns:cx5="http://schemas.microsoft.com/office/drawing/2016/5/11/chartex" xmlns:cx6="http://schemas.microsoft.com/office/drawing/2016/5/12/chartex" xmlns:cx7="http://schemas.microsoft.com/office/drawing/2016/5/13/chartex" xmlns:cx8="http://schemas.microsoft.com/office/drawing/2016/5/14/chartex" xmlns:mc="http://schemas.openxmlformats.org/markup-compatibility/2006" xmlns:aink="http://schemas.microsoft.com/office/drawing/2016/ink" xmlns:am3d="http://schemas.microsoft.com/office/drawing/2017/model3d" xmlns:o="urn:schemas-microsoft-com:office:office" xmlns:oel="http://schemas.microsoft.com/office/2019/extlst" xmlns:r="http://schemas.openxmlformats.org/officeDocument/2006/relationships" xmlns:m="http://schemas.openxmlformats.org/officeDocument/2006/math" xmlns:v="urn:schemas-microsoft-com:vml" xmlns:wp14="http://schemas.microsoft.com/office/word/2010/wordprocessingDrawing" xmlns:wp="http://schemas.openxmlformats.org/drawingml/2006/wordprocessingDrawing" xmlns:w10="urn:schemas-microsoft-com:office:word" xmlns:w="http://schemas.openxmlformats.org/wordprocessingml/2006/main" xmlns:w14="http://schemas.microsoft.com/office/word/2010/wordml" xmlns:w15="http://schemas.microsoft.com/office/word/2012/wordml" xmlns:w16cei="http://schemas.microsoft.com/office/word/2026/wordml/cei" xmlns:w16cex="http://schemas.microsoft.com/office/word/2018/wordml/cex" xmlns:w16cid="http://schemas.microsoft.com/office/word/2016/wordml/cid" xmlns:w16="http://schemas.microsoft.com/office/word/2018/wordml" xmlns:w16du="http://schemas.microsoft.com/office/word/2023/wordml/word16du" xmlns:w16sdtdh="http://schemas.microsoft.com/office/word/2020/wordml/sdtdatahash" xmlns:w16sdtfl="http://schemas.microsoft.com/office/word/2024/wordml/sdtformatlock" xmlns:w16se="http://schemas.microsoft.com/office/word/2015/wordml/symex" xmlns:wpg="http://schemas.microsoft.com/office/word/2010/wordprocessingGroup" xmlns:wpi="http://schemas.microsoft.com/office/word/2010/wordprocessingInk" xmlns:wne="http://schemas.microsoft.com/office/word/2006/wordml" xmlns:wps="http://schemas.microsoft.com/office/word/2010/wordprocessingShape" mc:Ignorable="w14 w15 w16se w16cid w16 w16cex w16sdtdh w16sdtfl w16du wp14">
   <w:footnote w:type="separator" w:id="-1">
     <w:p>
       <w:r>
